--- a/03_Team_Work/Team6/Milestone_4_Interfaces_and_Data_Structures/Team QA/AM_Team6_M4_Class_Diagram_Standards.docx
+++ b/03_Team_Work/Team6/Milestone_4_Interfaces_and_Data_Structures/Team QA/AM_Team6_M4_Class_Diagram_Standards.docx
@@ -3,15 +3,25 @@
 <w:document xmlns:wpc="http://schemas.microsoft.com/office/word/2010/wordprocessingCanvas" xmlns:cx="http://schemas.microsoft.com/office/drawing/2014/chartex" xmlns:cx1="http://schemas.microsoft.com/office/drawing/2015/9/8/chartex" xmlns:cx2="http://schemas.microsoft.com/office/drawing/2015/10/21/chartex" xmlns:cx3="http://schemas.microsoft.com/office/drawing/2016/5/9/chartex" xmlns:cx4="http://schemas.microsoft.com/office/drawing/2016/5/10/chartex" xmlns:cx5="http://schemas.microsoft.com/office/drawing/2016/5/11/chartex" xmlns:cx6="http://schemas.microsoft.com/office/drawing/2016/5/12/chartex" xmlns:cx7="http://schemas.microsoft.com/office/drawing/2016/5/13/chartex" xmlns:cx8="http://schemas.microsoft.com/office/drawing/2016/5/14/chartex" xmlns:mc="http://schemas.openxmlformats.org/markup-compatibility/2006" xmlns:aink="http://schemas.microsoft.com/office/drawing/2016/ink" xmlns:am3d="http://schemas.microsoft.com/office/drawing/2017/model3d" xmlns:o="urn:schemas-microsoft-com:office:office" xmlns:oel="http://schemas.microsoft.com/office/2019/extlst" xmlns:r="http://schemas.openxmlformats.org/officeDocument/2006/relationships" xmlns:m="http://schemas.openxmlformats.org/officeDocument/2006/math" xmlns:v="urn:schemas-microsoft-com:vml" xmlns:wp14="http://schemas.microsoft.com/office/word/2010/wordprocessingDrawing" xmlns:wp="http://schemas.openxmlformats.org/drawingml/2006/wordprocessingDrawing" xmlns:w10="urn:schemas-microsoft-com:office:word" xmlns:w="http://schemas.openxmlformats.org/wordprocessingml/2006/main" xmlns:w14="http://schemas.microsoft.com/office/word/2010/wordml" xmlns:w15="http://schemas.microsoft.com/office/word/2012/wordml" xmlns:w16cex="http://schemas.microsoft.com/office/word/2018/wordml/cex" xmlns:w16cid="http://schemas.microsoft.com/office/word/2016/wordml/cid" xmlns:w16="http://schemas.microsoft.com/office/word/2018/wordml" xmlns:w16du="http://schemas.microsoft.com/office/word/2023/wordml/word16du" xmlns:w16sdtdh="http://schemas.microsoft.com/office/word/2020/wordml/sdtdatahash" xmlns:w16sdtfl="http://schemas.microsoft.com/office/word/2024/wordml/sdtformatlock" xmlns:w16se="http://schemas.microsoft.com/office/word/2015/wordml/symex" xmlns:wpg="http://schemas.microsoft.com/office/word/2010/wordprocessingGroup" xmlns:wpi="http://schemas.microsoft.com/office/word/2010/wordprocessingInk" xmlns:wne="http://schemas.microsoft.com/office/word/2006/wordml" xmlns:wps="http://schemas.microsoft.com/office/word/2010/wordprocessingShape" mc:Ignorable="w14 w15 w16se w16cid w16 w16cex w16sdtdh w16sdtfl w16du wp14">
   <w:body>
     <w:p>
-      <w:hyperlink r:id="rId4" w:anchor="%7B%22pageId%22%3A%22-UYV5KzmVbv8xHgSMJTf%22%7D">
-        <w:r>
-          <w:rPr>
-            <w:color w:val="1155CC"/>
-            <w:u w:val="single"/>
-          </w:rPr>
-          <w:t>https://app.diagrams.net/#G1c1MEHFWrfSOWexhouYqk9HA6wB4_u2pl#%7B%22pageId%22%3A%22-UYV5KzmVbv8xHgSMJTf%22%7D</w:t>
-        </w:r>
-      </w:hyperlink>
+      <w:r>
+        <w:fldChar w:fldCharType="begin"/>
+      </w:r>
+      <w:r>
+        <w:instrText>HYPERLINK "https://app.diagrams.net/" \l "G1c1MEHFWrfSOWexhouYqk9HA6wB4_u2pl" \h</w:instrText>
+      </w:r>
+      <w:r>
+        <w:fldChar w:fldCharType="separate"/>
+      </w:r>
+      <w:r>
+        <w:rPr>
+          <w:color w:val="1155CC"/>
+          <w:u w:val="single"/>
+        </w:rPr>
+        <w:t>https://app.diagrams.net/#G1c1MEHFWrfSOWexhouYqk9HA6wB4_u2pl#%7B%22pageId%22%3A%22-UYV5KzmVbv8xHgSMJTf%22%7D</w:t>
+      </w:r>
+      <w:r>
+        <w:fldChar w:fldCharType="end"/>
+      </w:r>
     </w:p>
     <w:p>
       <w:pPr>
@@ -26,6 +36,8 @@
           <w:u w:val="single"/>
         </w:rPr>
       </w:pPr>
+      <w:proofErr w:type="spellStart"/>
+      <w:proofErr w:type="gramStart"/>
       <w:r>
         <w:rPr>
           <w:b/>
@@ -36,54 +48,26 @@
         </w:rPr>
         <w:t>StudentProfile</w:t>
       </w:r>
-    </w:p>
-    <w:p>
-      <w:pPr>
-        <w:spacing w:before="280" w:after="280" w:line="240" w:lineRule="auto"/>
-        <w:rPr>
-          <w:del w:id="0" w:author="Sunseehray Tirazona" w:date="2026-06-12T15:31:00Z" w16du:dateUtc="2026-06-12T05:31:00Z"/>
-        </w:rPr>
-      </w:pPr>
-      <w:del w:id="1" w:author="Sunseehray Tirazona" w:date="2026-06-12T15:31:00Z" w16du:dateUtc="2026-06-12T05:31:00Z">
-        <w:r>
-          <w:delText>Use the class name as the heading:</w:delText>
-        </w:r>
-      </w:del>
+      <w:proofErr w:type="spellEnd"/>
+      <w:proofErr w:type="gramEnd"/>
     </w:p>
     <w:p>
       <w:pPr>
         <w:keepNext/>
         <w:widowControl w:val="0"/>
         <w:spacing w:before="240" w:after="80" w:line="240" w:lineRule="auto"/>
-        <w:outlineLvl w:val="2"/>
-        <w:rPr>
-          <w:del w:id="2" w:author="Sunseehray Tirazona" w:date="2026-06-12T15:31:00Z" w16du:dateUtc="2026-06-12T05:31:00Z"/>
+      </w:pPr>
+      <w:r>
+        <w:rPr>
           <w:rFonts w:ascii="Arial" w:eastAsia="Arial" w:hAnsi="Arial" w:cs="Arial"/>
           <w:b/>
           <w:bCs/>
           <w:sz w:val="27"/>
           <w:szCs w:val="27"/>
         </w:rPr>
-        <w:pPrChange w:id="3" w:author="Sunseehray Tirazona" w:date="2026-06-12T15:38:00Z" w16du:dateUtc="2026-06-12T05:38:00Z">
-          <w:pPr>
-            <w:keepNext/>
-            <w:widowControl w:val="0"/>
-            <w:spacing w:before="240" w:after="80" w:line="240" w:lineRule="auto"/>
-          </w:pPr>
-        </w:pPrChange>
-      </w:pPr>
-      <w:del w:id="4" w:author="Sunseehray Tirazona" w:date="2026-06-12T15:31:00Z" w16du:dateUtc="2026-06-12T05:31:00Z">
-        <w:r>
-          <w:rPr>
-            <w:rFonts w:ascii="Arial" w:eastAsia="Arial" w:hAnsi="Arial" w:cs="Arial"/>
-            <w:b/>
-            <w:bCs/>
-            <w:sz w:val="27"/>
-            <w:szCs w:val="27"/>
-          </w:rPr>
-          <w:delText>&lt;</w:delText>
-        </w:r>
-      </w:del>
+        <w:t xml:space="preserve">3.1.1 – 3.1.3.-CD </w:t>
+      </w:r>
+      <w:proofErr w:type="spellStart"/>
       <w:r>
         <w:rPr>
           <w:rFonts w:ascii="Arial" w:eastAsia="Arial" w:hAnsi="Arial" w:cs="Arial"/>
@@ -92,20 +76,9 @@
           <w:sz w:val="27"/>
           <w:szCs w:val="27"/>
         </w:rPr>
-        <w:t>3.1.1 – 3.1.3.4</w:t>
+        <w:t>StudentProfile</w:t>
       </w:r>
-      <w:del w:id="5" w:author="Sunseehray Tirazona" w:date="2026-06-12T15:31:00Z" w16du:dateUtc="2026-06-12T05:31:00Z">
-        <w:r>
-          <w:rPr>
-            <w:rFonts w:ascii="Arial" w:eastAsia="Arial" w:hAnsi="Arial" w:cs="Arial"/>
-            <w:b/>
-            <w:bCs/>
-            <w:sz w:val="27"/>
-            <w:szCs w:val="27"/>
-          </w:rPr>
-          <w:delText>&gt;</w:delText>
-        </w:r>
-      </w:del>
+      <w:proofErr w:type="spellEnd"/>
       <w:r>
         <w:rPr>
           <w:rFonts w:ascii="Arial" w:eastAsia="Arial" w:hAnsi="Arial" w:cs="Arial"/>
@@ -114,98 +87,8 @@
           <w:sz w:val="27"/>
           <w:szCs w:val="27"/>
         </w:rPr>
-        <w:t xml:space="preserve">-CD </w:t>
-      </w:r>
-      <w:del w:id="6" w:author="Sunseehray Tirazona" w:date="2026-06-12T15:31:00Z" w16du:dateUtc="2026-06-12T05:31:00Z">
-        <w:r>
-          <w:rPr>
-            <w:rFonts w:ascii="Arial" w:eastAsia="Arial" w:hAnsi="Arial" w:cs="Arial"/>
-            <w:b/>
-            <w:bCs/>
-            <w:sz w:val="27"/>
-            <w:szCs w:val="27"/>
-          </w:rPr>
-          <w:delText>&lt;</w:delText>
-        </w:r>
-      </w:del>
-      <w:r>
-        <w:rPr>
-          <w:rFonts w:ascii="Arial" w:eastAsia="Arial" w:hAnsi="Arial" w:cs="Arial"/>
-          <w:b/>
-          <w:bCs/>
-          <w:sz w:val="27"/>
-          <w:szCs w:val="27"/>
-        </w:rPr>
-        <w:t>StudentProfile</w:t>
-      </w:r>
-      <w:del w:id="7" w:author="Sunseehray Tirazona" w:date="2026-06-12T15:31:00Z" w16du:dateUtc="2026-06-12T05:31:00Z">
-        <w:r>
-          <w:rPr>
-            <w:rFonts w:ascii="Arial" w:eastAsia="Arial" w:hAnsi="Arial" w:cs="Arial"/>
-            <w:b/>
-            <w:bCs/>
-            <w:sz w:val="27"/>
-            <w:szCs w:val="27"/>
-          </w:rPr>
-          <w:delText>&gt;</w:delText>
-        </w:r>
-      </w:del>
-      <w:r>
-        <w:rPr>
-          <w:rFonts w:ascii="Arial" w:eastAsia="Arial" w:hAnsi="Arial" w:cs="Arial"/>
-          <w:b/>
-          <w:bCs/>
-          <w:sz w:val="27"/>
-          <w:szCs w:val="27"/>
-        </w:rPr>
         <w:t xml:space="preserve"> Class Diagram </w:t>
       </w:r>
-      <w:del w:id="8" w:author="Sunseehray Tirazona" w:date="2026-06-12T15:31:00Z" w16du:dateUtc="2026-06-12T05:31:00Z">
-        <w:r>
-          <w:rPr>
-            <w:rFonts w:ascii="Arial" w:eastAsia="Arial" w:hAnsi="Arial" w:cs="Arial"/>
-            <w:color w:val="4EA72E"/>
-            <w:sz w:val="16"/>
-            <w:szCs w:val="16"/>
-          </w:rPr>
-          <w:delText>(Arial 13.5 Bold, Outline Level 3 Header, Keep with next)</w:delText>
-        </w:r>
-      </w:del>
-    </w:p>
-    <w:p>
-      <w:pPr>
-        <w:keepNext/>
-        <w:widowControl w:val="0"/>
-        <w:spacing w:before="240" w:after="80" w:line="240" w:lineRule="auto"/>
-        <w:pPrChange w:id="9" w:author="Sunseehray Tirazona" w:date="2026-06-12T15:31:00Z" w16du:dateUtc="2026-06-12T05:31:00Z">
-          <w:pPr>
-            <w:tabs>
-              <w:tab w:val="left" w:pos="916"/>
-              <w:tab w:val="left" w:pos="1832"/>
-              <w:tab w:val="left" w:pos="2748"/>
-              <w:tab w:val="left" w:pos="3664"/>
-              <w:tab w:val="left" w:pos="4580"/>
-              <w:tab w:val="left" w:pos="5496"/>
-              <w:tab w:val="left" w:pos="6412"/>
-              <w:tab w:val="left" w:pos="7328"/>
-              <w:tab w:val="left" w:pos="8244"/>
-              <w:tab w:val="left" w:pos="9160"/>
-              <w:tab w:val="left" w:pos="10076"/>
-              <w:tab w:val="left" w:pos="10992"/>
-              <w:tab w:val="left" w:pos="11908"/>
-              <w:tab w:val="left" w:pos="12824"/>
-              <w:tab w:val="left" w:pos="13740"/>
-              <w:tab w:val="left" w:pos="14656"/>
-            </w:tabs>
-            <w:spacing w:line="240" w:lineRule="auto"/>
-          </w:pPr>
-        </w:pPrChange>
-      </w:pPr>
-      <w:del w:id="10" w:author="Sunseehray Tirazona" w:date="2026-06-12T15:31:00Z" w16du:dateUtc="2026-06-12T05:31:00Z">
-        <w:r>
-          <w:delText>[Diagram]</w:delText>
-        </w:r>
-      </w:del>
     </w:p>
     <w:p>
       <w:pPr>
@@ -229,7 +112,6 @@
         </w:tabs>
         <w:spacing w:line="240" w:lineRule="auto"/>
       </w:pPr>
-      <w:commentRangeStart w:id="11"/>
       <w:r>
         <w:rPr>
           <w:noProof/>
@@ -248,7 +130,7 @@
                     <pic:cNvPicPr preferRelativeResize="0"/>
                   </pic:nvPicPr>
                   <pic:blipFill>
-                    <a:blip r:embed="rId5"/>
+                    <a:blip r:embed="rId4"/>
                     <a:srcRect/>
                     <a:stretch>
                       <a:fillRect/>
@@ -270,15 +152,6 @@
           </wp:inline>
         </w:drawing>
       </w:r>
-      <w:commentRangeEnd w:id="11"/>
-      <w:r>
-        <w:rPr>
-          <w:rStyle w:val="CommentReference"/>
-          <w:sz w:val="24"/>
-          <w:szCs w:val="24"/>
-        </w:rPr>
-        <w:commentReference w:id="11"/>
-      </w:r>
     </w:p>
     <w:p>
       <w:pPr>
@@ -328,305 +201,6 @@
     </w:p>
     <w:p>
       <w:pPr>
-        <w:tabs>
-          <w:tab w:val="left" w:pos="916"/>
-          <w:tab w:val="left" w:pos="1832"/>
-          <w:tab w:val="left" w:pos="2748"/>
-          <w:tab w:val="left" w:pos="3664"/>
-          <w:tab w:val="left" w:pos="4580"/>
-          <w:tab w:val="left" w:pos="5496"/>
-          <w:tab w:val="left" w:pos="6412"/>
-          <w:tab w:val="left" w:pos="7328"/>
-          <w:tab w:val="left" w:pos="8244"/>
-          <w:tab w:val="left" w:pos="9160"/>
-          <w:tab w:val="left" w:pos="10076"/>
-          <w:tab w:val="left" w:pos="10992"/>
-          <w:tab w:val="left" w:pos="11908"/>
-          <w:tab w:val="left" w:pos="12824"/>
-          <w:tab w:val="left" w:pos="13740"/>
-          <w:tab w:val="left" w:pos="14656"/>
-        </w:tabs>
-        <w:spacing w:line="240" w:lineRule="auto"/>
-      </w:pPr>
-    </w:p>
-    <w:p>
-      <w:pPr>
-        <w:tabs>
-          <w:tab w:val="left" w:pos="916"/>
-          <w:tab w:val="left" w:pos="1832"/>
-          <w:tab w:val="left" w:pos="2748"/>
-          <w:tab w:val="left" w:pos="3664"/>
-          <w:tab w:val="left" w:pos="4580"/>
-          <w:tab w:val="left" w:pos="5496"/>
-          <w:tab w:val="left" w:pos="6412"/>
-          <w:tab w:val="left" w:pos="7328"/>
-          <w:tab w:val="left" w:pos="8244"/>
-          <w:tab w:val="left" w:pos="9160"/>
-          <w:tab w:val="left" w:pos="10076"/>
-          <w:tab w:val="left" w:pos="10992"/>
-          <w:tab w:val="left" w:pos="11908"/>
-          <w:tab w:val="left" w:pos="12824"/>
-          <w:tab w:val="left" w:pos="13740"/>
-          <w:tab w:val="left" w:pos="14656"/>
-        </w:tabs>
-        <w:spacing w:line="240" w:lineRule="auto"/>
-      </w:pPr>
-    </w:p>
-    <w:p>
-      <w:pPr>
-        <w:tabs>
-          <w:tab w:val="left" w:pos="916"/>
-          <w:tab w:val="left" w:pos="1832"/>
-          <w:tab w:val="left" w:pos="2748"/>
-          <w:tab w:val="left" w:pos="3664"/>
-          <w:tab w:val="left" w:pos="4580"/>
-          <w:tab w:val="left" w:pos="5496"/>
-          <w:tab w:val="left" w:pos="6412"/>
-          <w:tab w:val="left" w:pos="7328"/>
-          <w:tab w:val="left" w:pos="8244"/>
-          <w:tab w:val="left" w:pos="9160"/>
-          <w:tab w:val="left" w:pos="10076"/>
-          <w:tab w:val="left" w:pos="10992"/>
-          <w:tab w:val="left" w:pos="11908"/>
-          <w:tab w:val="left" w:pos="12824"/>
-          <w:tab w:val="left" w:pos="13740"/>
-          <w:tab w:val="left" w:pos="14656"/>
-        </w:tabs>
-        <w:spacing w:line="240" w:lineRule="auto"/>
-      </w:pPr>
-    </w:p>
-    <w:p>
-      <w:pPr>
-        <w:tabs>
-          <w:tab w:val="left" w:pos="916"/>
-          <w:tab w:val="left" w:pos="1832"/>
-          <w:tab w:val="left" w:pos="2748"/>
-          <w:tab w:val="left" w:pos="3664"/>
-          <w:tab w:val="left" w:pos="4580"/>
-          <w:tab w:val="left" w:pos="5496"/>
-          <w:tab w:val="left" w:pos="6412"/>
-          <w:tab w:val="left" w:pos="7328"/>
-          <w:tab w:val="left" w:pos="8244"/>
-          <w:tab w:val="left" w:pos="9160"/>
-          <w:tab w:val="left" w:pos="10076"/>
-          <w:tab w:val="left" w:pos="10992"/>
-          <w:tab w:val="left" w:pos="11908"/>
-          <w:tab w:val="left" w:pos="12824"/>
-          <w:tab w:val="left" w:pos="13740"/>
-          <w:tab w:val="left" w:pos="14656"/>
-        </w:tabs>
-        <w:spacing w:line="240" w:lineRule="auto"/>
-      </w:pPr>
-    </w:p>
-    <w:p>
-      <w:pPr>
-        <w:tabs>
-          <w:tab w:val="left" w:pos="916"/>
-          <w:tab w:val="left" w:pos="1832"/>
-          <w:tab w:val="left" w:pos="2748"/>
-          <w:tab w:val="left" w:pos="3664"/>
-          <w:tab w:val="left" w:pos="4580"/>
-          <w:tab w:val="left" w:pos="5496"/>
-          <w:tab w:val="left" w:pos="6412"/>
-          <w:tab w:val="left" w:pos="7328"/>
-          <w:tab w:val="left" w:pos="8244"/>
-          <w:tab w:val="left" w:pos="9160"/>
-          <w:tab w:val="left" w:pos="10076"/>
-          <w:tab w:val="left" w:pos="10992"/>
-          <w:tab w:val="left" w:pos="11908"/>
-          <w:tab w:val="left" w:pos="12824"/>
-          <w:tab w:val="left" w:pos="13740"/>
-          <w:tab w:val="left" w:pos="14656"/>
-        </w:tabs>
-        <w:spacing w:line="240" w:lineRule="auto"/>
-      </w:pPr>
-    </w:p>
-    <w:p>
-      <w:pPr>
-        <w:tabs>
-          <w:tab w:val="left" w:pos="916"/>
-          <w:tab w:val="left" w:pos="1832"/>
-          <w:tab w:val="left" w:pos="2748"/>
-          <w:tab w:val="left" w:pos="3664"/>
-          <w:tab w:val="left" w:pos="4580"/>
-          <w:tab w:val="left" w:pos="5496"/>
-          <w:tab w:val="left" w:pos="6412"/>
-          <w:tab w:val="left" w:pos="7328"/>
-          <w:tab w:val="left" w:pos="8244"/>
-          <w:tab w:val="left" w:pos="9160"/>
-          <w:tab w:val="left" w:pos="10076"/>
-          <w:tab w:val="left" w:pos="10992"/>
-          <w:tab w:val="left" w:pos="11908"/>
-          <w:tab w:val="left" w:pos="12824"/>
-          <w:tab w:val="left" w:pos="13740"/>
-          <w:tab w:val="left" w:pos="14656"/>
-        </w:tabs>
-        <w:spacing w:line="240" w:lineRule="auto"/>
-      </w:pPr>
-    </w:p>
-    <w:p>
-      <w:pPr>
-        <w:tabs>
-          <w:tab w:val="left" w:pos="916"/>
-          <w:tab w:val="left" w:pos="1832"/>
-          <w:tab w:val="left" w:pos="2748"/>
-          <w:tab w:val="left" w:pos="3664"/>
-          <w:tab w:val="left" w:pos="4580"/>
-          <w:tab w:val="left" w:pos="5496"/>
-          <w:tab w:val="left" w:pos="6412"/>
-          <w:tab w:val="left" w:pos="7328"/>
-          <w:tab w:val="left" w:pos="8244"/>
-          <w:tab w:val="left" w:pos="9160"/>
-          <w:tab w:val="left" w:pos="10076"/>
-          <w:tab w:val="left" w:pos="10992"/>
-          <w:tab w:val="left" w:pos="11908"/>
-          <w:tab w:val="left" w:pos="12824"/>
-          <w:tab w:val="left" w:pos="13740"/>
-          <w:tab w:val="left" w:pos="14656"/>
-        </w:tabs>
-        <w:spacing w:line="240" w:lineRule="auto"/>
-      </w:pPr>
-    </w:p>
-    <w:p>
-      <w:pPr>
-        <w:tabs>
-          <w:tab w:val="left" w:pos="916"/>
-          <w:tab w:val="left" w:pos="1832"/>
-          <w:tab w:val="left" w:pos="2748"/>
-          <w:tab w:val="left" w:pos="3664"/>
-          <w:tab w:val="left" w:pos="4580"/>
-          <w:tab w:val="left" w:pos="5496"/>
-          <w:tab w:val="left" w:pos="6412"/>
-          <w:tab w:val="left" w:pos="7328"/>
-          <w:tab w:val="left" w:pos="8244"/>
-          <w:tab w:val="left" w:pos="9160"/>
-          <w:tab w:val="left" w:pos="10076"/>
-          <w:tab w:val="left" w:pos="10992"/>
-          <w:tab w:val="left" w:pos="11908"/>
-          <w:tab w:val="left" w:pos="12824"/>
-          <w:tab w:val="left" w:pos="13740"/>
-          <w:tab w:val="left" w:pos="14656"/>
-        </w:tabs>
-        <w:spacing w:line="240" w:lineRule="auto"/>
-      </w:pPr>
-    </w:p>
-    <w:p>
-      <w:pPr>
-        <w:tabs>
-          <w:tab w:val="left" w:pos="916"/>
-          <w:tab w:val="left" w:pos="1832"/>
-          <w:tab w:val="left" w:pos="2748"/>
-          <w:tab w:val="left" w:pos="3664"/>
-          <w:tab w:val="left" w:pos="4580"/>
-          <w:tab w:val="left" w:pos="5496"/>
-          <w:tab w:val="left" w:pos="6412"/>
-          <w:tab w:val="left" w:pos="7328"/>
-          <w:tab w:val="left" w:pos="8244"/>
-          <w:tab w:val="left" w:pos="9160"/>
-          <w:tab w:val="left" w:pos="10076"/>
-          <w:tab w:val="left" w:pos="10992"/>
-          <w:tab w:val="left" w:pos="11908"/>
-          <w:tab w:val="left" w:pos="12824"/>
-          <w:tab w:val="left" w:pos="13740"/>
-          <w:tab w:val="left" w:pos="14656"/>
-        </w:tabs>
-        <w:spacing w:line="240" w:lineRule="auto"/>
-      </w:pPr>
-    </w:p>
-    <w:p>
-      <w:pPr>
-        <w:tabs>
-          <w:tab w:val="left" w:pos="916"/>
-          <w:tab w:val="left" w:pos="1832"/>
-          <w:tab w:val="left" w:pos="2748"/>
-          <w:tab w:val="left" w:pos="3664"/>
-          <w:tab w:val="left" w:pos="4580"/>
-          <w:tab w:val="left" w:pos="5496"/>
-          <w:tab w:val="left" w:pos="6412"/>
-          <w:tab w:val="left" w:pos="7328"/>
-          <w:tab w:val="left" w:pos="8244"/>
-          <w:tab w:val="left" w:pos="9160"/>
-          <w:tab w:val="left" w:pos="10076"/>
-          <w:tab w:val="left" w:pos="10992"/>
-          <w:tab w:val="left" w:pos="11908"/>
-          <w:tab w:val="left" w:pos="12824"/>
-          <w:tab w:val="left" w:pos="13740"/>
-          <w:tab w:val="left" w:pos="14656"/>
-        </w:tabs>
-        <w:spacing w:line="240" w:lineRule="auto"/>
-      </w:pPr>
-    </w:p>
-    <w:p>
-      <w:pPr>
-        <w:tabs>
-          <w:tab w:val="left" w:pos="916"/>
-          <w:tab w:val="left" w:pos="1832"/>
-          <w:tab w:val="left" w:pos="2748"/>
-          <w:tab w:val="left" w:pos="3664"/>
-          <w:tab w:val="left" w:pos="4580"/>
-          <w:tab w:val="left" w:pos="5496"/>
-          <w:tab w:val="left" w:pos="6412"/>
-          <w:tab w:val="left" w:pos="7328"/>
-          <w:tab w:val="left" w:pos="8244"/>
-          <w:tab w:val="left" w:pos="9160"/>
-          <w:tab w:val="left" w:pos="10076"/>
-          <w:tab w:val="left" w:pos="10992"/>
-          <w:tab w:val="left" w:pos="11908"/>
-          <w:tab w:val="left" w:pos="12824"/>
-          <w:tab w:val="left" w:pos="13740"/>
-          <w:tab w:val="left" w:pos="14656"/>
-        </w:tabs>
-        <w:spacing w:line="240" w:lineRule="auto"/>
-      </w:pPr>
-    </w:p>
-    <w:p>
-      <w:pPr>
-        <w:tabs>
-          <w:tab w:val="left" w:pos="916"/>
-          <w:tab w:val="left" w:pos="1832"/>
-          <w:tab w:val="left" w:pos="2748"/>
-          <w:tab w:val="left" w:pos="3664"/>
-          <w:tab w:val="left" w:pos="4580"/>
-          <w:tab w:val="left" w:pos="5496"/>
-          <w:tab w:val="left" w:pos="6412"/>
-          <w:tab w:val="left" w:pos="7328"/>
-          <w:tab w:val="left" w:pos="8244"/>
-          <w:tab w:val="left" w:pos="9160"/>
-          <w:tab w:val="left" w:pos="10076"/>
-          <w:tab w:val="left" w:pos="10992"/>
-          <w:tab w:val="left" w:pos="11908"/>
-          <w:tab w:val="left" w:pos="12824"/>
-          <w:tab w:val="left" w:pos="13740"/>
-          <w:tab w:val="left" w:pos="14656"/>
-        </w:tabs>
-        <w:spacing w:line="240" w:lineRule="auto"/>
-      </w:pPr>
-    </w:p>
-    <w:p>
-      <w:pPr>
-        <w:tabs>
-          <w:tab w:val="left" w:pos="916"/>
-          <w:tab w:val="left" w:pos="1832"/>
-          <w:tab w:val="left" w:pos="2748"/>
-          <w:tab w:val="left" w:pos="3664"/>
-          <w:tab w:val="left" w:pos="4580"/>
-          <w:tab w:val="left" w:pos="5496"/>
-          <w:tab w:val="left" w:pos="6412"/>
-          <w:tab w:val="left" w:pos="7328"/>
-          <w:tab w:val="left" w:pos="8244"/>
-          <w:tab w:val="left" w:pos="9160"/>
-          <w:tab w:val="left" w:pos="10076"/>
-          <w:tab w:val="left" w:pos="10992"/>
-          <w:tab w:val="left" w:pos="11908"/>
-          <w:tab w:val="left" w:pos="12824"/>
-          <w:tab w:val="left" w:pos="13740"/>
-          <w:tab w:val="left" w:pos="14656"/>
-        </w:tabs>
-        <w:spacing w:line="240" w:lineRule="auto"/>
-      </w:pPr>
-    </w:p>
-    <w:p>
-      <w:pPr>
         <w:keepNext/>
         <w:keepLines/>
         <w:spacing w:before="360"/>
@@ -638,6 +212,7 @@
           <w:u w:val="single"/>
         </w:rPr>
       </w:pPr>
+      <w:proofErr w:type="spellStart"/>
       <w:r>
         <w:rPr>
           <w:b/>
@@ -649,26 +224,18 @@
         <w:lastRenderedPageBreak/>
         <w:t>JobPosting</w:t>
       </w:r>
-    </w:p>
-    <w:p>
-      <w:pPr>
-        <w:spacing w:before="280" w:after="280" w:line="240" w:lineRule="auto"/>
-        <w:rPr>
-          <w:del w:id="12" w:author="Sunseehray Tirazona" w:date="2026-06-12T15:33:00Z" w16du:dateUtc="2026-06-12T05:33:00Z"/>
-        </w:rPr>
-      </w:pPr>
-      <w:del w:id="13" w:author="Sunseehray Tirazona" w:date="2026-06-12T15:33:00Z" w16du:dateUtc="2026-06-12T05:33:00Z">
-        <w:r>
-          <w:delText>Use the class name as the heading:</w:delText>
-        </w:r>
-      </w:del>
+      <w:proofErr w:type="spellEnd"/>
     </w:p>
     <w:p>
       <w:pPr>
         <w:keepNext/>
         <w:widowControl w:val="0"/>
         <w:spacing w:before="240" w:after="80" w:line="240" w:lineRule="auto"/>
-        <w:outlineLvl w:val="2"/>
+        <w:rPr>
+          <w:del w:id="0" w:author="Sunseehray Tirazona" w:date="2026-06-12T15:33:00Z" w16du:dateUtc="2026-06-12T05:33:00Z"/>
+        </w:rPr>
+      </w:pPr>
+      <w:r>
         <w:rPr>
           <w:rFonts w:ascii="Arial" w:eastAsia="Arial" w:hAnsi="Arial" w:cs="Arial"/>
           <w:b/>
@@ -676,26 +243,9 @@
           <w:sz w:val="27"/>
           <w:szCs w:val="27"/>
         </w:rPr>
-        <w:pPrChange w:id="14" w:author="Sunseehray Tirazona" w:date="2026-06-12T15:38:00Z" w16du:dateUtc="2026-06-12T05:38:00Z">
-          <w:pPr>
-            <w:keepNext/>
-            <w:widowControl w:val="0"/>
-            <w:spacing w:before="240" w:after="80" w:line="240" w:lineRule="auto"/>
-          </w:pPr>
-        </w:pPrChange>
-      </w:pPr>
-      <w:del w:id="15" w:author="Sunseehray Tirazona" w:date="2026-06-12T15:33:00Z" w16du:dateUtc="2026-06-12T05:33:00Z">
-        <w:r>
-          <w:rPr>
-            <w:rFonts w:ascii="Arial" w:eastAsia="Arial" w:hAnsi="Arial" w:cs="Arial"/>
-            <w:b/>
-            <w:bCs/>
-            <w:sz w:val="27"/>
-            <w:szCs w:val="27"/>
-          </w:rPr>
-          <w:delText>&lt;</w:delText>
-        </w:r>
-      </w:del>
+        <w:t xml:space="preserve">2.5.1 – 2.5.9-CD </w:t>
+      </w:r>
+      <w:proofErr w:type="spellStart"/>
       <w:r>
         <w:rPr>
           <w:rFonts w:ascii="Arial" w:eastAsia="Arial" w:hAnsi="Arial" w:cs="Arial"/>
@@ -704,20 +254,9 @@
           <w:sz w:val="27"/>
           <w:szCs w:val="27"/>
         </w:rPr>
-        <w:t>2.5.1 – 2.5.9</w:t>
+        <w:t>JobPosting</w:t>
       </w:r>
-      <w:del w:id="16" w:author="Sunseehray Tirazona" w:date="2026-06-12T15:33:00Z" w16du:dateUtc="2026-06-12T05:33:00Z">
-        <w:r>
-          <w:rPr>
-            <w:rFonts w:ascii="Arial" w:eastAsia="Arial" w:hAnsi="Arial" w:cs="Arial"/>
-            <w:b/>
-            <w:bCs/>
-            <w:sz w:val="27"/>
-            <w:szCs w:val="27"/>
-          </w:rPr>
-          <w:delText xml:space="preserve"> &gt;</w:delText>
-        </w:r>
-      </w:del>
+      <w:proofErr w:type="spellEnd"/>
       <w:r>
         <w:rPr>
           <w:rFonts w:ascii="Arial" w:eastAsia="Arial" w:hAnsi="Arial" w:cs="Arial"/>
@@ -726,94 +265,8 @@
           <w:sz w:val="27"/>
           <w:szCs w:val="27"/>
         </w:rPr>
-        <w:t xml:space="preserve">-CD </w:t>
-      </w:r>
-      <w:del w:id="17" w:author="Sunseehray Tirazona" w:date="2026-06-12T15:33:00Z" w16du:dateUtc="2026-06-12T05:33:00Z">
-        <w:r>
-          <w:rPr>
-            <w:rFonts w:ascii="Arial" w:eastAsia="Arial" w:hAnsi="Arial" w:cs="Arial"/>
-            <w:b/>
-            <w:bCs/>
-            <w:sz w:val="27"/>
-            <w:szCs w:val="27"/>
-          </w:rPr>
-          <w:delText>&lt;</w:delText>
-        </w:r>
-      </w:del>
-      <w:r>
-        <w:rPr>
-          <w:rFonts w:ascii="Arial" w:eastAsia="Arial" w:hAnsi="Arial" w:cs="Arial"/>
-          <w:b/>
-          <w:bCs/>
-          <w:sz w:val="27"/>
-          <w:szCs w:val="27"/>
-        </w:rPr>
-        <w:t>JobPosting</w:t>
-      </w:r>
-      <w:del w:id="18" w:author="Sunseehray Tirazona" w:date="2026-06-12T15:33:00Z" w16du:dateUtc="2026-06-12T05:33:00Z">
-        <w:r>
-          <w:rPr>
-            <w:rFonts w:ascii="Arial" w:eastAsia="Arial" w:hAnsi="Arial" w:cs="Arial"/>
-            <w:b/>
-            <w:bCs/>
-            <w:sz w:val="27"/>
-            <w:szCs w:val="27"/>
-          </w:rPr>
-          <w:delText>&gt;</w:delText>
-        </w:r>
-      </w:del>
-      <w:r>
-        <w:rPr>
-          <w:rFonts w:ascii="Arial" w:eastAsia="Arial" w:hAnsi="Arial" w:cs="Arial"/>
-          <w:b/>
-          <w:bCs/>
-          <w:sz w:val="27"/>
-          <w:szCs w:val="27"/>
-        </w:rPr>
         <w:t xml:space="preserve"> Class Diagram </w:t>
       </w:r>
-      <w:del w:id="19" w:author="Sunseehray Tirazona" w:date="2026-06-12T15:33:00Z" w16du:dateUtc="2026-06-12T05:33:00Z">
-        <w:r>
-          <w:rPr>
-            <w:rFonts w:ascii="Arial" w:eastAsia="Arial" w:hAnsi="Arial" w:cs="Arial"/>
-            <w:color w:val="4EA72E"/>
-            <w:sz w:val="16"/>
-            <w:szCs w:val="16"/>
-          </w:rPr>
-          <w:delText>(Arial 13.5 Bold, Outline Level 3 Header, Keep with next)</w:delText>
-        </w:r>
-      </w:del>
-    </w:p>
-    <w:p>
-      <w:pPr>
-        <w:tabs>
-          <w:tab w:val="left" w:pos="916"/>
-          <w:tab w:val="left" w:pos="1832"/>
-          <w:tab w:val="left" w:pos="2748"/>
-          <w:tab w:val="left" w:pos="3664"/>
-          <w:tab w:val="left" w:pos="4580"/>
-          <w:tab w:val="left" w:pos="5496"/>
-          <w:tab w:val="left" w:pos="6412"/>
-          <w:tab w:val="left" w:pos="7328"/>
-          <w:tab w:val="left" w:pos="8244"/>
-          <w:tab w:val="left" w:pos="9160"/>
-          <w:tab w:val="left" w:pos="10076"/>
-          <w:tab w:val="left" w:pos="10992"/>
-          <w:tab w:val="left" w:pos="11908"/>
-          <w:tab w:val="left" w:pos="12824"/>
-          <w:tab w:val="left" w:pos="13740"/>
-          <w:tab w:val="left" w:pos="14656"/>
-        </w:tabs>
-        <w:spacing w:line="240" w:lineRule="auto"/>
-        <w:rPr>
-          <w:del w:id="20" w:author="Sunseehray Tirazona" w:date="2026-06-12T15:33:00Z" w16du:dateUtc="2026-06-12T05:33:00Z"/>
-        </w:rPr>
-      </w:pPr>
-      <w:del w:id="21" w:author="Sunseehray Tirazona" w:date="2026-06-12T15:33:00Z" w16du:dateUtc="2026-06-12T05:33:00Z">
-        <w:r>
-          <w:delText>[Diagram]</w:delText>
-        </w:r>
-      </w:del>
     </w:p>
     <w:p>
       <w:r>
@@ -821,7 +274,7 @@
           <w:noProof/>
         </w:rPr>
         <w:drawing>
-          <wp:inline distT="114300" distB="114300" distL="114300" distR="114300" wp14:anchorId="345FB34D" wp14:editId="566E4FC3">
+          <wp:inline distT="114300" distB="114300" distL="114300" distR="114300" wp14:anchorId="381008E0" wp14:editId="5A314EDE">
             <wp:extent cx="5943600" cy="3911600"/>
             <wp:effectExtent l="0" t="0" r="0" b="0"/>
             <wp:docPr id="3" name="image2.png"/>
@@ -834,7 +287,7 @@
                     <pic:cNvPicPr preferRelativeResize="0"/>
                   </pic:nvPicPr>
                   <pic:blipFill>
-                    <a:blip r:embed="rId10"/>
+                    <a:blip r:embed="rId5"/>
                     <a:srcRect/>
                     <a:stretch>
                       <a:fillRect/>
@@ -894,23 +347,19 @@
     </w:p>
     <w:p>
       <w:pPr>
-        <w:spacing w:before="280" w:after="280" w:line="240" w:lineRule="auto"/>
-        <w:rPr>
-          <w:del w:id="22" w:author="Sunseehray Tirazona" w:date="2026-06-12T15:34:00Z" w16du:dateUtc="2026-06-12T05:34:00Z"/>
-        </w:rPr>
-      </w:pPr>
-      <w:del w:id="23" w:author="Sunseehray Tirazona" w:date="2026-06-12T15:34:00Z" w16du:dateUtc="2026-06-12T05:34:00Z">
-        <w:r>
-          <w:delText>Use the class name as the heading:</w:delText>
-        </w:r>
-      </w:del>
-    </w:p>
-    <w:p>
-      <w:pPr>
         <w:keepNext/>
-        <w:widowControl w:val="0"/>
-        <w:spacing w:before="240" w:after="80" w:line="240" w:lineRule="auto"/>
-        <w:outlineLvl w:val="2"/>
+        <w:keepLines/>
+        <w:spacing w:before="360"/>
+        <w:rPr>
+          <w:del w:id="1" w:author="Sunseehray Tirazona" w:date="2026-06-12T15:34:00Z" w16du:dateUtc="2026-06-12T05:34:00Z"/>
+          <w:b/>
+          <w:bCs/>
+          <w:sz w:val="44"/>
+          <w:szCs w:val="44"/>
+          <w:u w:val="single"/>
+        </w:rPr>
+      </w:pPr>
+      <w:r>
         <w:rPr>
           <w:rFonts w:ascii="Arial" w:eastAsia="Arial" w:hAnsi="Arial" w:cs="Arial"/>
           <w:b/>
@@ -918,311 +367,16 @@
           <w:sz w:val="27"/>
           <w:szCs w:val="27"/>
         </w:rPr>
-        <w:pPrChange w:id="24" w:author="Sunseehray Tirazona" w:date="2026-06-12T15:37:00Z" w16du:dateUtc="2026-06-12T05:37:00Z">
-          <w:pPr>
-            <w:keepNext/>
-            <w:widowControl w:val="0"/>
-            <w:spacing w:before="240" w:after="80" w:line="240" w:lineRule="auto"/>
-          </w:pPr>
-        </w:pPrChange>
-      </w:pPr>
-      <w:del w:id="25" w:author="Sunseehray Tirazona" w:date="2026-06-12T15:34:00Z" w16du:dateUtc="2026-06-12T05:34:00Z">
-        <w:r>
-          <w:rPr>
-            <w:rFonts w:ascii="Arial" w:eastAsia="Arial" w:hAnsi="Arial" w:cs="Arial"/>
-            <w:b/>
-            <w:bCs/>
-            <w:sz w:val="27"/>
-            <w:szCs w:val="27"/>
-          </w:rPr>
-          <w:delText>&lt;</w:delText>
-        </w:r>
-      </w:del>
+        <w:t>2.3.7, 3.3.3-CDRecommendation Class Diagram</w:t>
+      </w:r>
+    </w:p>
+    <w:p>
       <w:r>
         <w:rPr>
-          <w:rFonts w:ascii="Arial" w:eastAsia="Arial" w:hAnsi="Arial" w:cs="Arial"/>
-          <w:b/>
-          <w:bCs/>
-          <w:sz w:val="27"/>
-          <w:szCs w:val="27"/>
-        </w:rPr>
-        <w:t>2.3.7, 3.3.3</w:t>
-      </w:r>
-      <w:del w:id="26" w:author="Sunseehray Tirazona" w:date="2026-06-12T15:34:00Z" w16du:dateUtc="2026-06-12T05:34:00Z">
-        <w:r>
-          <w:rPr>
-            <w:rFonts w:ascii="Arial" w:eastAsia="Arial" w:hAnsi="Arial" w:cs="Arial"/>
-            <w:b/>
-            <w:bCs/>
-            <w:sz w:val="27"/>
-            <w:szCs w:val="27"/>
-          </w:rPr>
-          <w:delText>&gt;</w:delText>
-        </w:r>
-      </w:del>
-      <w:r>
-        <w:rPr>
-          <w:rFonts w:ascii="Arial" w:eastAsia="Arial" w:hAnsi="Arial" w:cs="Arial"/>
-          <w:b/>
-          <w:bCs/>
-          <w:sz w:val="27"/>
-          <w:szCs w:val="27"/>
-        </w:rPr>
-        <w:t xml:space="preserve">-CD </w:t>
-      </w:r>
-      <w:del w:id="27" w:author="Sunseehray Tirazona" w:date="2026-06-12T15:34:00Z" w16du:dateUtc="2026-06-12T05:34:00Z">
-        <w:r>
-          <w:rPr>
-            <w:rFonts w:ascii="Arial" w:eastAsia="Arial" w:hAnsi="Arial" w:cs="Arial"/>
-            <w:b/>
-            <w:bCs/>
-            <w:sz w:val="27"/>
-            <w:szCs w:val="27"/>
-          </w:rPr>
-          <w:delText>&lt;</w:delText>
-        </w:r>
-      </w:del>
-      <w:r>
-        <w:rPr>
-          <w:rFonts w:ascii="Arial" w:eastAsia="Arial" w:hAnsi="Arial" w:cs="Arial"/>
-          <w:b/>
-          <w:bCs/>
-          <w:sz w:val="27"/>
-          <w:szCs w:val="27"/>
-        </w:rPr>
-        <w:t>Recommendation</w:t>
-      </w:r>
-      <w:del w:id="28" w:author="Sunseehray Tirazona" w:date="2026-06-12T15:34:00Z" w16du:dateUtc="2026-06-12T05:34:00Z">
-        <w:r>
-          <w:rPr>
-            <w:rFonts w:ascii="Arial" w:eastAsia="Arial" w:hAnsi="Arial" w:cs="Arial"/>
-            <w:b/>
-            <w:bCs/>
-            <w:sz w:val="27"/>
-            <w:szCs w:val="27"/>
-          </w:rPr>
-          <w:delText>&gt;</w:delText>
-        </w:r>
-      </w:del>
-      <w:r>
-        <w:rPr>
-          <w:rFonts w:ascii="Arial" w:eastAsia="Arial" w:hAnsi="Arial" w:cs="Arial"/>
-          <w:b/>
-          <w:bCs/>
-          <w:sz w:val="27"/>
-          <w:szCs w:val="27"/>
-        </w:rPr>
-        <w:t xml:space="preserve"> Class Diagram </w:t>
-      </w:r>
-      <w:del w:id="29" w:author="Sunseehray Tirazona" w:date="2026-06-12T15:34:00Z" w16du:dateUtc="2026-06-12T05:34:00Z">
-        <w:r>
-          <w:rPr>
-            <w:rFonts w:ascii="Arial" w:eastAsia="Arial" w:hAnsi="Arial" w:cs="Arial"/>
-            <w:color w:val="4EA72E"/>
-            <w:sz w:val="16"/>
-            <w:szCs w:val="16"/>
-          </w:rPr>
-          <w:delText>(Arial 13.5 Bold, Outline Level 3 Header, Keep with next)</w:delText>
-        </w:r>
-      </w:del>
-    </w:p>
-    <w:p>
-      <w:pPr>
-        <w:tabs>
-          <w:tab w:val="left" w:pos="916"/>
-          <w:tab w:val="left" w:pos="1832"/>
-          <w:tab w:val="left" w:pos="2748"/>
-          <w:tab w:val="left" w:pos="3664"/>
-          <w:tab w:val="left" w:pos="4580"/>
-          <w:tab w:val="left" w:pos="5496"/>
-          <w:tab w:val="left" w:pos="6412"/>
-          <w:tab w:val="left" w:pos="7328"/>
-          <w:tab w:val="left" w:pos="8244"/>
-          <w:tab w:val="left" w:pos="9160"/>
-          <w:tab w:val="left" w:pos="10076"/>
-          <w:tab w:val="left" w:pos="10992"/>
-          <w:tab w:val="left" w:pos="11908"/>
-          <w:tab w:val="left" w:pos="12824"/>
-          <w:tab w:val="left" w:pos="13740"/>
-          <w:tab w:val="left" w:pos="14656"/>
-        </w:tabs>
-        <w:spacing w:line="240" w:lineRule="auto"/>
-        <w:rPr>
-          <w:del w:id="30" w:author="Sunseehray Tirazona" w:date="2026-06-12T15:34:00Z" w16du:dateUtc="2026-06-12T05:34:00Z"/>
-        </w:rPr>
-      </w:pPr>
-      <w:del w:id="31" w:author="Sunseehray Tirazona" w:date="2026-06-12T15:34:00Z" w16du:dateUtc="2026-06-12T05:34:00Z">
-        <w:r>
-          <w:delText>[Diagram]</w:delText>
-        </w:r>
-      </w:del>
-    </w:p>
-    <w:p>
-      <w:ins w:id="32" w:author="Sunseehray Tirazona" w:date="2026-06-12T15:36:00Z" w16du:dateUtc="2026-06-12T05:36:00Z">
-        <w:r>
-          <w:rPr>
-            <w:noProof/>
-          </w:rPr>
-          <mc:AlternateContent>
-            <mc:Choice Requires="wpi">
-              <w:drawing>
-                <wp:anchor distT="0" distB="0" distL="114300" distR="114300" simplePos="0" relativeHeight="251664384" behindDoc="0" locked="0" layoutInCell="1" allowOverlap="1" wp14:anchorId="4001E5CA" wp14:editId="56834AE1">
-                  <wp:simplePos x="0" y="0"/>
-                  <wp:positionH relativeFrom="column">
-                    <wp:posOffset>3663660</wp:posOffset>
-                  </wp:positionH>
-                  <wp:positionV relativeFrom="paragraph">
-                    <wp:posOffset>480990</wp:posOffset>
-                  </wp:positionV>
-                  <wp:extent cx="1822680" cy="2692440"/>
-                  <wp:effectExtent l="57150" t="57150" r="44450" b="50800"/>
-                  <wp:wrapNone/>
-                  <wp:docPr id="850036344" name="Ink 13"/>
-                  <wp:cNvGraphicFramePr/>
-                  <a:graphic xmlns:a="http://schemas.openxmlformats.org/drawingml/2006/main">
-                    <a:graphicData uri="http://schemas.microsoft.com/office/word/2010/wordprocessingInk">
-                      <w14:contentPart bwMode="auto" r:id="rId11">
-                        <w14:nvContentPartPr>
-                          <w14:cNvContentPartPr/>
-                        </w14:nvContentPartPr>
-                        <w14:xfrm>
-                          <a:off x="0" y="0"/>
-                          <a:ext cx="1822680" cy="2692440"/>
-                        </w14:xfrm>
-                      </w14:contentPart>
-                    </a:graphicData>
-                  </a:graphic>
-                </wp:anchor>
-              </w:drawing>
-            </mc:Choice>
-            <mc:Fallback>
-              <w:pict>
-                <v:shapetype w14:anchorId="214CE78B" id="_x0000_t75" coordsize="21600,21600" o:spt="75" o:preferrelative="t" path="m@4@5l@4@11@9@11@9@5xe" filled="f" stroked="f">
-                  <v:stroke joinstyle="miter"/>
-                  <v:formulas>
-                    <v:f eqn="if lineDrawn pixelLineWidth 0"/>
-                    <v:f eqn="sum @0 1 0"/>
-                    <v:f eqn="sum 0 0 @1"/>
-                    <v:f eqn="prod @2 1 2"/>
-                    <v:f eqn="prod @3 21600 pixelWidth"/>
-                    <v:f eqn="prod @3 21600 pixelHeight"/>
-                    <v:f eqn="sum @0 0 1"/>
-                    <v:f eqn="prod @6 1 2"/>
-                    <v:f eqn="prod @7 21600 pixelWidth"/>
-                    <v:f eqn="sum @8 21600 0"/>
-                    <v:f eqn="prod @7 21600 pixelHeight"/>
-                    <v:f eqn="sum @10 21600 0"/>
-                  </v:formulas>
-                  <v:path o:extrusionok="f" gradientshapeok="t" o:connecttype="rect"/>
-                  <o:lock v:ext="edit" aspectratio="t"/>
-                </v:shapetype>
-                <v:shape id="Ink 13" o:spid="_x0000_s1026" type="#_x0000_t75" style="position:absolute;margin-left:287.8pt;margin-top:37.15pt;width:144.9pt;height:213.4pt;z-index:251664384;visibility:visible;mso-wrap-style:square;mso-wrap-distance-left:9pt;mso-wrap-distance-top:0;mso-wrap-distance-right:9pt;mso-wrap-distance-bottom:0;mso-position-horizontal:absolute;mso-position-horizontal-relative:text;mso-position-vertical:absolute;mso-position-vertical-relative:text" o:gfxdata="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">
-                  <v:imagedata r:id="rId12" o:title=""/>
-                </v:shape>
-              </w:pict>
-            </mc:Fallback>
-          </mc:AlternateContent>
-        </w:r>
-      </w:ins>
-      <w:ins w:id="33" w:author="Sunseehray Tirazona" w:date="2026-06-12T15:35:00Z" w16du:dateUtc="2026-06-12T05:35:00Z">
-        <w:r>
-          <w:rPr>
-            <w:noProof/>
-          </w:rPr>
-          <mc:AlternateContent>
-            <mc:Choice Requires="wpi">
-              <w:drawing>
-                <wp:anchor distT="0" distB="0" distL="114300" distR="114300" simplePos="0" relativeHeight="251662336" behindDoc="0" locked="0" layoutInCell="1" allowOverlap="1" wp14:anchorId="07D5164F" wp14:editId="39D9F874">
-                  <wp:simplePos x="0" y="0"/>
-                  <wp:positionH relativeFrom="column">
-                    <wp:posOffset>1396380</wp:posOffset>
-                  </wp:positionH>
-                  <wp:positionV relativeFrom="paragraph">
-                    <wp:posOffset>1592310</wp:posOffset>
-                  </wp:positionV>
-                  <wp:extent cx="1797480" cy="1359000"/>
-                  <wp:effectExtent l="57150" t="57150" r="50800" b="50800"/>
-                  <wp:wrapNone/>
-                  <wp:docPr id="798132766" name="Ink 8"/>
-                  <wp:cNvGraphicFramePr/>
-                  <a:graphic xmlns:a="http://schemas.openxmlformats.org/drawingml/2006/main">
-                    <a:graphicData uri="http://schemas.microsoft.com/office/word/2010/wordprocessingInk">
-                      <w14:contentPart bwMode="auto" r:id="rId13">
-                        <w14:nvContentPartPr>
-                          <w14:cNvContentPartPr/>
-                        </w14:nvContentPartPr>
-                        <w14:xfrm>
-                          <a:off x="0" y="0"/>
-                          <a:ext cx="1797480" cy="1359000"/>
-                        </w14:xfrm>
-                      </w14:contentPart>
-                    </a:graphicData>
-                  </a:graphic>
-                </wp:anchor>
-              </w:drawing>
-            </mc:Choice>
-            <mc:Fallback>
-              <w:pict>
-                <v:shape w14:anchorId="1F58C20A" id="Ink 8" o:spid="_x0000_s1026" type="#_x0000_t75" style="position:absolute;margin-left:109.25pt;margin-top:124.7pt;width:142.95pt;height:108.4pt;z-index:251662336;visibility:visible;mso-wrap-style:square;mso-wrap-distance-left:9pt;mso-wrap-distance-top:0;mso-wrap-distance-right:9pt;mso-wrap-distance-bottom:0;mso-position-horizontal:absolute;mso-position-horizontal-relative:text;mso-position-vertical:absolute;mso-position-vertical-relative:text" o:gfxdata="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">
-                  <v:imagedata r:id="rId14" o:title=""/>
-                </v:shape>
-              </w:pict>
-            </mc:Fallback>
-          </mc:AlternateContent>
-        </w:r>
-        <w:r>
-          <w:rPr>
-            <w:noProof/>
-          </w:rPr>
-          <mc:AlternateContent>
-            <mc:Choice Requires="wpi">
-              <w:drawing>
-                <wp:anchor distT="0" distB="0" distL="114300" distR="114300" simplePos="0" relativeHeight="251660288" behindDoc="0" locked="0" layoutInCell="1" allowOverlap="1" wp14:anchorId="3104FF9E" wp14:editId="7E5DCE67">
-                  <wp:simplePos x="0" y="0"/>
-                  <wp:positionH relativeFrom="column">
-                    <wp:posOffset>2755740</wp:posOffset>
-                  </wp:positionH>
-                  <wp:positionV relativeFrom="paragraph">
-                    <wp:posOffset>239790</wp:posOffset>
-                  </wp:positionV>
-                  <wp:extent cx="2260800" cy="571680"/>
-                  <wp:effectExtent l="57150" t="57150" r="44450" b="57150"/>
-                  <wp:wrapNone/>
-                  <wp:docPr id="227582220" name="Ink 5"/>
-                  <wp:cNvGraphicFramePr/>
-                  <a:graphic xmlns:a="http://schemas.openxmlformats.org/drawingml/2006/main">
-                    <a:graphicData uri="http://schemas.microsoft.com/office/word/2010/wordprocessingInk">
-                      <w14:contentPart bwMode="auto" r:id="rId15">
-                        <w14:nvContentPartPr>
-                          <w14:cNvContentPartPr/>
-                        </w14:nvContentPartPr>
-                        <w14:xfrm>
-                          <a:off x="0" y="0"/>
-                          <a:ext cx="2260800" cy="571680"/>
-                        </w14:xfrm>
-                      </w14:contentPart>
-                    </a:graphicData>
-                  </a:graphic>
-                </wp:anchor>
-              </w:drawing>
-            </mc:Choice>
-            <mc:Fallback>
-              <w:pict>
-                <v:shape w14:anchorId="5836D05C" id="Ink 5" o:spid="_x0000_s1026" type="#_x0000_t75" style="position:absolute;margin-left:216.3pt;margin-top:18.2pt;width:179.4pt;height:46.4pt;z-index:251660288;visibility:visible;mso-wrap-style:square;mso-wrap-distance-left:9pt;mso-wrap-distance-top:0;mso-wrap-distance-right:9pt;mso-wrap-distance-bottom:0;mso-position-horizontal:absolute;mso-position-horizontal-relative:text;mso-position-vertical:absolute;mso-position-vertical-relative:text" o:gfxdata="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">
-                  <v:imagedata r:id="rId16" o:title=""/>
-                </v:shape>
-              </w:pict>
-            </mc:Fallback>
-          </mc:AlternateContent>
-        </w:r>
-      </w:ins>
-      <w:commentRangeStart w:id="34"/>
-      <w:r>
-        <w:rPr>
           <w:noProof/>
         </w:rPr>
         <w:drawing>
-          <wp:inline distT="114300" distB="114300" distL="114300" distR="114300" wp14:anchorId="60F6CDEB" wp14:editId="7746A7A7">
+          <wp:inline distT="114300" distB="114300" distL="114300" distR="114300" wp14:anchorId="30AB7E28" wp14:editId="3E138066">
             <wp:extent cx="5943600" cy="3429000"/>
             <wp:effectExtent l="0" t="0" r="0" b="0"/>
             <wp:docPr id="1" name="image1.png"/>
@@ -1235,7 +389,7 @@
                     <pic:cNvPicPr preferRelativeResize="0"/>
                   </pic:nvPicPr>
                   <pic:blipFill>
-                    <a:blip r:embed="rId17"/>
+                    <a:blip r:embed="rId6"/>
                     <a:srcRect/>
                     <a:stretch>
                       <a:fillRect/>
@@ -1257,15 +411,305 @@
           </wp:inline>
         </w:drawing>
       </w:r>
-      <w:commentRangeEnd w:id="34"/>
-      <w:r>
-        <w:rPr>
-          <w:rStyle w:val="CommentReference"/>
-          <w:sz w:val="24"/>
-          <w:szCs w:val="24"/>
-        </w:rPr>
-        <w:commentReference w:id="34"/>
-      </w:r>
+    </w:p>
+    <w:p>
+      <w:pPr>
+        <w:tabs>
+          <w:tab w:val="left" w:pos="916"/>
+          <w:tab w:val="left" w:pos="1832"/>
+          <w:tab w:val="left" w:pos="2748"/>
+          <w:tab w:val="left" w:pos="3664"/>
+          <w:tab w:val="left" w:pos="4580"/>
+          <w:tab w:val="left" w:pos="5496"/>
+          <w:tab w:val="left" w:pos="6412"/>
+          <w:tab w:val="left" w:pos="7328"/>
+          <w:tab w:val="left" w:pos="8244"/>
+          <w:tab w:val="left" w:pos="9160"/>
+          <w:tab w:val="left" w:pos="10076"/>
+          <w:tab w:val="left" w:pos="10992"/>
+          <w:tab w:val="left" w:pos="11908"/>
+          <w:tab w:val="left" w:pos="12824"/>
+          <w:tab w:val="left" w:pos="13740"/>
+          <w:tab w:val="left" w:pos="14656"/>
+        </w:tabs>
+        <w:spacing w:line="240" w:lineRule="auto"/>
+      </w:pPr>
+    </w:p>
+    <w:p>
+      <w:pPr>
+        <w:tabs>
+          <w:tab w:val="left" w:pos="916"/>
+          <w:tab w:val="left" w:pos="1832"/>
+          <w:tab w:val="left" w:pos="2748"/>
+          <w:tab w:val="left" w:pos="3664"/>
+          <w:tab w:val="left" w:pos="4580"/>
+          <w:tab w:val="left" w:pos="5496"/>
+          <w:tab w:val="left" w:pos="6412"/>
+          <w:tab w:val="left" w:pos="7328"/>
+          <w:tab w:val="left" w:pos="8244"/>
+          <w:tab w:val="left" w:pos="9160"/>
+          <w:tab w:val="left" w:pos="10076"/>
+          <w:tab w:val="left" w:pos="10992"/>
+          <w:tab w:val="left" w:pos="11908"/>
+          <w:tab w:val="left" w:pos="12824"/>
+          <w:tab w:val="left" w:pos="13740"/>
+          <w:tab w:val="left" w:pos="14656"/>
+        </w:tabs>
+        <w:spacing w:line="240" w:lineRule="auto"/>
+      </w:pPr>
+    </w:p>
+    <w:p>
+      <w:pPr>
+        <w:tabs>
+          <w:tab w:val="left" w:pos="916"/>
+          <w:tab w:val="left" w:pos="1832"/>
+          <w:tab w:val="left" w:pos="2748"/>
+          <w:tab w:val="left" w:pos="3664"/>
+          <w:tab w:val="left" w:pos="4580"/>
+          <w:tab w:val="left" w:pos="5496"/>
+          <w:tab w:val="left" w:pos="6412"/>
+          <w:tab w:val="left" w:pos="7328"/>
+          <w:tab w:val="left" w:pos="8244"/>
+          <w:tab w:val="left" w:pos="9160"/>
+          <w:tab w:val="left" w:pos="10076"/>
+          <w:tab w:val="left" w:pos="10992"/>
+          <w:tab w:val="left" w:pos="11908"/>
+          <w:tab w:val="left" w:pos="12824"/>
+          <w:tab w:val="left" w:pos="13740"/>
+          <w:tab w:val="left" w:pos="14656"/>
+        </w:tabs>
+        <w:spacing w:line="240" w:lineRule="auto"/>
+      </w:pPr>
+    </w:p>
+    <w:p>
+      <w:pPr>
+        <w:tabs>
+          <w:tab w:val="left" w:pos="916"/>
+          <w:tab w:val="left" w:pos="1832"/>
+          <w:tab w:val="left" w:pos="2748"/>
+          <w:tab w:val="left" w:pos="3664"/>
+          <w:tab w:val="left" w:pos="4580"/>
+          <w:tab w:val="left" w:pos="5496"/>
+          <w:tab w:val="left" w:pos="6412"/>
+          <w:tab w:val="left" w:pos="7328"/>
+          <w:tab w:val="left" w:pos="8244"/>
+          <w:tab w:val="left" w:pos="9160"/>
+          <w:tab w:val="left" w:pos="10076"/>
+          <w:tab w:val="left" w:pos="10992"/>
+          <w:tab w:val="left" w:pos="11908"/>
+          <w:tab w:val="left" w:pos="12824"/>
+          <w:tab w:val="left" w:pos="13740"/>
+          <w:tab w:val="left" w:pos="14656"/>
+        </w:tabs>
+        <w:spacing w:line="240" w:lineRule="auto"/>
+      </w:pPr>
+    </w:p>
+    <w:p>
+      <w:pPr>
+        <w:tabs>
+          <w:tab w:val="left" w:pos="916"/>
+          <w:tab w:val="left" w:pos="1832"/>
+          <w:tab w:val="left" w:pos="2748"/>
+          <w:tab w:val="left" w:pos="3664"/>
+          <w:tab w:val="left" w:pos="4580"/>
+          <w:tab w:val="left" w:pos="5496"/>
+          <w:tab w:val="left" w:pos="6412"/>
+          <w:tab w:val="left" w:pos="7328"/>
+          <w:tab w:val="left" w:pos="8244"/>
+          <w:tab w:val="left" w:pos="9160"/>
+          <w:tab w:val="left" w:pos="10076"/>
+          <w:tab w:val="left" w:pos="10992"/>
+          <w:tab w:val="left" w:pos="11908"/>
+          <w:tab w:val="left" w:pos="12824"/>
+          <w:tab w:val="left" w:pos="13740"/>
+          <w:tab w:val="left" w:pos="14656"/>
+        </w:tabs>
+        <w:spacing w:line="240" w:lineRule="auto"/>
+      </w:pPr>
+    </w:p>
+    <w:p>
+      <w:pPr>
+        <w:tabs>
+          <w:tab w:val="left" w:pos="916"/>
+          <w:tab w:val="left" w:pos="1832"/>
+          <w:tab w:val="left" w:pos="2748"/>
+          <w:tab w:val="left" w:pos="3664"/>
+          <w:tab w:val="left" w:pos="4580"/>
+          <w:tab w:val="left" w:pos="5496"/>
+          <w:tab w:val="left" w:pos="6412"/>
+          <w:tab w:val="left" w:pos="7328"/>
+          <w:tab w:val="left" w:pos="8244"/>
+          <w:tab w:val="left" w:pos="9160"/>
+          <w:tab w:val="left" w:pos="10076"/>
+          <w:tab w:val="left" w:pos="10992"/>
+          <w:tab w:val="left" w:pos="11908"/>
+          <w:tab w:val="left" w:pos="12824"/>
+          <w:tab w:val="left" w:pos="13740"/>
+          <w:tab w:val="left" w:pos="14656"/>
+        </w:tabs>
+        <w:spacing w:line="240" w:lineRule="auto"/>
+      </w:pPr>
+    </w:p>
+    <w:p>
+      <w:pPr>
+        <w:tabs>
+          <w:tab w:val="left" w:pos="916"/>
+          <w:tab w:val="left" w:pos="1832"/>
+          <w:tab w:val="left" w:pos="2748"/>
+          <w:tab w:val="left" w:pos="3664"/>
+          <w:tab w:val="left" w:pos="4580"/>
+          <w:tab w:val="left" w:pos="5496"/>
+          <w:tab w:val="left" w:pos="6412"/>
+          <w:tab w:val="left" w:pos="7328"/>
+          <w:tab w:val="left" w:pos="8244"/>
+          <w:tab w:val="left" w:pos="9160"/>
+          <w:tab w:val="left" w:pos="10076"/>
+          <w:tab w:val="left" w:pos="10992"/>
+          <w:tab w:val="left" w:pos="11908"/>
+          <w:tab w:val="left" w:pos="12824"/>
+          <w:tab w:val="left" w:pos="13740"/>
+          <w:tab w:val="left" w:pos="14656"/>
+        </w:tabs>
+        <w:spacing w:line="240" w:lineRule="auto"/>
+      </w:pPr>
+    </w:p>
+    <w:p>
+      <w:pPr>
+        <w:tabs>
+          <w:tab w:val="left" w:pos="916"/>
+          <w:tab w:val="left" w:pos="1832"/>
+          <w:tab w:val="left" w:pos="2748"/>
+          <w:tab w:val="left" w:pos="3664"/>
+          <w:tab w:val="left" w:pos="4580"/>
+          <w:tab w:val="left" w:pos="5496"/>
+          <w:tab w:val="left" w:pos="6412"/>
+          <w:tab w:val="left" w:pos="7328"/>
+          <w:tab w:val="left" w:pos="8244"/>
+          <w:tab w:val="left" w:pos="9160"/>
+          <w:tab w:val="left" w:pos="10076"/>
+          <w:tab w:val="left" w:pos="10992"/>
+          <w:tab w:val="left" w:pos="11908"/>
+          <w:tab w:val="left" w:pos="12824"/>
+          <w:tab w:val="left" w:pos="13740"/>
+          <w:tab w:val="left" w:pos="14656"/>
+        </w:tabs>
+        <w:spacing w:line="240" w:lineRule="auto"/>
+      </w:pPr>
+    </w:p>
+    <w:p>
+      <w:pPr>
+        <w:tabs>
+          <w:tab w:val="left" w:pos="916"/>
+          <w:tab w:val="left" w:pos="1832"/>
+          <w:tab w:val="left" w:pos="2748"/>
+          <w:tab w:val="left" w:pos="3664"/>
+          <w:tab w:val="left" w:pos="4580"/>
+          <w:tab w:val="left" w:pos="5496"/>
+          <w:tab w:val="left" w:pos="6412"/>
+          <w:tab w:val="left" w:pos="7328"/>
+          <w:tab w:val="left" w:pos="8244"/>
+          <w:tab w:val="left" w:pos="9160"/>
+          <w:tab w:val="left" w:pos="10076"/>
+          <w:tab w:val="left" w:pos="10992"/>
+          <w:tab w:val="left" w:pos="11908"/>
+          <w:tab w:val="left" w:pos="12824"/>
+          <w:tab w:val="left" w:pos="13740"/>
+          <w:tab w:val="left" w:pos="14656"/>
+        </w:tabs>
+        <w:spacing w:line="240" w:lineRule="auto"/>
+      </w:pPr>
+    </w:p>
+    <w:p>
+      <w:pPr>
+        <w:tabs>
+          <w:tab w:val="left" w:pos="916"/>
+          <w:tab w:val="left" w:pos="1832"/>
+          <w:tab w:val="left" w:pos="2748"/>
+          <w:tab w:val="left" w:pos="3664"/>
+          <w:tab w:val="left" w:pos="4580"/>
+          <w:tab w:val="left" w:pos="5496"/>
+          <w:tab w:val="left" w:pos="6412"/>
+          <w:tab w:val="left" w:pos="7328"/>
+          <w:tab w:val="left" w:pos="8244"/>
+          <w:tab w:val="left" w:pos="9160"/>
+          <w:tab w:val="left" w:pos="10076"/>
+          <w:tab w:val="left" w:pos="10992"/>
+          <w:tab w:val="left" w:pos="11908"/>
+          <w:tab w:val="left" w:pos="12824"/>
+          <w:tab w:val="left" w:pos="13740"/>
+          <w:tab w:val="left" w:pos="14656"/>
+        </w:tabs>
+        <w:spacing w:line="240" w:lineRule="auto"/>
+      </w:pPr>
+    </w:p>
+    <w:p>
+      <w:pPr>
+        <w:tabs>
+          <w:tab w:val="left" w:pos="916"/>
+          <w:tab w:val="left" w:pos="1832"/>
+          <w:tab w:val="left" w:pos="2748"/>
+          <w:tab w:val="left" w:pos="3664"/>
+          <w:tab w:val="left" w:pos="4580"/>
+          <w:tab w:val="left" w:pos="5496"/>
+          <w:tab w:val="left" w:pos="6412"/>
+          <w:tab w:val="left" w:pos="7328"/>
+          <w:tab w:val="left" w:pos="8244"/>
+          <w:tab w:val="left" w:pos="9160"/>
+          <w:tab w:val="left" w:pos="10076"/>
+          <w:tab w:val="left" w:pos="10992"/>
+          <w:tab w:val="left" w:pos="11908"/>
+          <w:tab w:val="left" w:pos="12824"/>
+          <w:tab w:val="left" w:pos="13740"/>
+          <w:tab w:val="left" w:pos="14656"/>
+        </w:tabs>
+        <w:spacing w:line="240" w:lineRule="auto"/>
+      </w:pPr>
+    </w:p>
+    <w:p>
+      <w:pPr>
+        <w:tabs>
+          <w:tab w:val="left" w:pos="916"/>
+          <w:tab w:val="left" w:pos="1832"/>
+          <w:tab w:val="left" w:pos="2748"/>
+          <w:tab w:val="left" w:pos="3664"/>
+          <w:tab w:val="left" w:pos="4580"/>
+          <w:tab w:val="left" w:pos="5496"/>
+          <w:tab w:val="left" w:pos="6412"/>
+          <w:tab w:val="left" w:pos="7328"/>
+          <w:tab w:val="left" w:pos="8244"/>
+          <w:tab w:val="left" w:pos="9160"/>
+          <w:tab w:val="left" w:pos="10076"/>
+          <w:tab w:val="left" w:pos="10992"/>
+          <w:tab w:val="left" w:pos="11908"/>
+          <w:tab w:val="left" w:pos="12824"/>
+          <w:tab w:val="left" w:pos="13740"/>
+          <w:tab w:val="left" w:pos="14656"/>
+        </w:tabs>
+        <w:spacing w:line="240" w:lineRule="auto"/>
+      </w:pPr>
+    </w:p>
+    <w:p>
+      <w:pPr>
+        <w:tabs>
+          <w:tab w:val="left" w:pos="916"/>
+          <w:tab w:val="left" w:pos="1832"/>
+          <w:tab w:val="left" w:pos="2748"/>
+          <w:tab w:val="left" w:pos="3664"/>
+          <w:tab w:val="left" w:pos="4580"/>
+          <w:tab w:val="left" w:pos="5496"/>
+          <w:tab w:val="left" w:pos="6412"/>
+          <w:tab w:val="left" w:pos="7328"/>
+          <w:tab w:val="left" w:pos="8244"/>
+          <w:tab w:val="left" w:pos="9160"/>
+          <w:tab w:val="left" w:pos="10076"/>
+          <w:tab w:val="left" w:pos="10992"/>
+          <w:tab w:val="left" w:pos="11908"/>
+          <w:tab w:val="left" w:pos="12824"/>
+          <w:tab w:val="left" w:pos="13740"/>
+          <w:tab w:val="left" w:pos="14656"/>
+        </w:tabs>
+        <w:spacing w:line="240" w:lineRule="auto"/>
+      </w:pPr>
     </w:p>
     <w:sectPr>
       <w:pgSz w:w="12240" w:h="15840"/>
@@ -1275,70 +719,6 @@
     </w:sectPr>
   </w:body>
 </w:document>
-</file>
-
-<file path=word/comments.xml><?xml version="1.0" encoding="utf-8"?>
-<w:comments xmlns:wpc="http://schemas.microsoft.com/office/word/2010/wordprocessingCanvas" xmlns:cx="http://schemas.microsoft.com/office/drawing/2014/chartex" xmlns:cx1="http://schemas.microsoft.com/office/drawing/2015/9/8/chartex" xmlns:cx2="http://schemas.microsoft.com/office/drawing/2015/10/21/chartex" xmlns:cx3="http://schemas.microsoft.com/office/drawing/2016/5/9/chartex" xmlns:cx4="http://schemas.microsoft.com/office/drawing/2016/5/10/chartex" xmlns:cx5="http://schemas.microsoft.com/office/drawing/2016/5/11/chartex" xmlns:cx6="http://schemas.microsoft.com/office/drawing/2016/5/12/chartex" xmlns:cx7="http://schemas.microsoft.com/office/drawing/2016/5/13/chartex" xmlns:cx8="http://schemas.microsoft.com/office/drawing/2016/5/14/chartex" xmlns:mc="http://schemas.openxmlformats.org/markup-compatibility/2006" xmlns:aink="http://schemas.microsoft.com/office/drawing/2016/ink" xmlns:am3d="http://schemas.microsoft.com/office/drawing/2017/model3d" xmlns:o="urn:schemas-microsoft-com:office:office" xmlns:oel="http://schemas.microsoft.com/office/2019/extlst" xmlns:r="http://schemas.openxmlformats.org/officeDocument/2006/relationships" xmlns:m="http://schemas.openxmlformats.org/officeDocument/2006/math" xmlns:v="urn:schemas-microsoft-com:vml" xmlns:wp14="http://schemas.microsoft.com/office/word/2010/wordprocessingDrawing" xmlns:wp="http://schemas.openxmlformats.org/drawingml/2006/wordprocessingDrawing" xmlns:w10="urn:schemas-microsoft-com:office:word" xmlns:w="http://schemas.openxmlformats.org/wordprocessingml/2006/main" xmlns:w14="http://schemas.microsoft.com/office/word/2010/wordml" xmlns:w15="http://schemas.microsoft.com/office/word/2012/wordml" xmlns:w16cex="http://schemas.microsoft.com/office/word/2018/wordml/cex" xmlns:w16cid="http://schemas.microsoft.com/office/word/2016/wordml/cid" xmlns:w16="http://schemas.microsoft.com/office/word/2018/wordml" xmlns:w16du="http://schemas.microsoft.com/office/word/2023/wordml/word16du" xmlns:w16sdtdh="http://schemas.microsoft.com/office/word/2020/wordml/sdtdatahash" xmlns:w16sdtfl="http://schemas.microsoft.com/office/word/2024/wordml/sdtformatlock" xmlns:w16se="http://schemas.microsoft.com/office/word/2015/wordml/symex" xmlns:wpg="http://schemas.microsoft.com/office/word/2010/wordprocessingGroup" xmlns:wpi="http://schemas.microsoft.com/office/word/2010/wordprocessingInk" xmlns:wne="http://schemas.microsoft.com/office/word/2006/wordml" xmlns:wps="http://schemas.microsoft.com/office/word/2010/wordprocessingShape" mc:Ignorable="w14 w15 w16se w16cid w16 w16cex w16sdtdh w16sdtfl w16du wp14">
-  <w:comment w:id="11" w:author="Sunseehray Tirazona" w:date="2026-06-12T15:32:00Z" w:initials="ST">
-    <w:p>
-      <w:pPr>
-        <w:pStyle w:val="CommentText"/>
-      </w:pPr>
-      <w:r>
-        <w:rPr>
-          <w:rStyle w:val="CommentReference"/>
-        </w:rPr>
-        <w:annotationRef/>
-      </w:r>
-      <w:r>
-        <w:rPr>
-          <w:lang w:val="en-PH"/>
-        </w:rPr>
-        <w:t>The arrowhead for the Association Line needs to be size 32 from ResumeListingIndex to StudentProfile</w:t>
-      </w:r>
-    </w:p>
-  </w:comment>
-  <w:comment w:id="34" w:author="Sunseehray Tirazona" w:date="2026-06-12T15:35:00Z" w:initials="ST">
-    <w:p>
-      <w:pPr>
-        <w:pStyle w:val="CommentText"/>
-      </w:pPr>
-      <w:r>
-        <w:rPr>
-          <w:rStyle w:val="CommentReference"/>
-        </w:rPr>
-        <w:annotationRef/>
-      </w:r>
-      <w:r>
-        <w:rPr>
-          <w:lang w:val="en-PH"/>
-        </w:rPr>
-        <w:t>Arrowheads need to be 32 pt. Connectors should be straight, no “curves”</w:t>
-      </w:r>
-    </w:p>
-  </w:comment>
-</w:comments>
-</file>
-
-<file path=word/commentsExtended.xml><?xml version="1.0" encoding="utf-8"?>
-<w15:commentsEx xmlns:wpc="http://schemas.microsoft.com/office/word/2010/wordprocessingCanvas" xmlns:cx="http://schemas.microsoft.com/office/drawing/2014/chartex" xmlns:cx1="http://schemas.microsoft.com/office/drawing/2015/9/8/chartex" xmlns:cx2="http://schemas.microsoft.com/office/drawing/2015/10/21/chartex" xmlns:cx3="http://schemas.microsoft.com/office/drawing/2016/5/9/chartex" xmlns:cx4="http://schemas.microsoft.com/office/drawing/2016/5/10/chartex" xmlns:cx5="http://schemas.microsoft.com/office/drawing/2016/5/11/chartex" xmlns:cx6="http://schemas.microsoft.com/office/drawing/2016/5/12/chartex" xmlns:cx7="http://schemas.microsoft.com/office/drawing/2016/5/13/chartex" xmlns:cx8="http://schemas.microsoft.com/office/drawing/2016/5/14/chartex" xmlns:mc="http://schemas.openxmlformats.org/markup-compatibility/2006" xmlns:aink="http://schemas.microsoft.com/office/drawing/2016/ink" xmlns:am3d="http://schemas.microsoft.com/office/drawing/2017/model3d" xmlns:o="urn:schemas-microsoft-com:office:office" xmlns:oel="http://schemas.microsoft.com/office/2019/extlst" xmlns:r="http://schemas.openxmlformats.org/officeDocument/2006/relationships" xmlns:m="http://schemas.openxmlformats.org/officeDocument/2006/math" xmlns:v="urn:schemas-microsoft-com:vml" xmlns:wp14="http://schemas.microsoft.com/office/word/2010/wordprocessingDrawing" xmlns:wp="http://schemas.openxmlformats.org/drawingml/2006/wordprocessingDrawing" xmlns:w10="urn:schemas-microsoft-com:office:word" xmlns:w="http://schemas.openxmlformats.org/wordprocessingml/2006/main" xmlns:w14="http://schemas.microsoft.com/office/word/2010/wordml" xmlns:w15="http://schemas.microsoft.com/office/word/2012/wordml" xmlns:w16cex="http://schemas.microsoft.com/office/word/2018/wordml/cex" xmlns:w16cid="http://schemas.microsoft.com/office/word/2016/wordml/cid" xmlns:w16="http://schemas.microsoft.com/office/word/2018/wordml" xmlns:w16du="http://schemas.microsoft.com/office/word/2023/wordml/word16du" xmlns:w16sdtdh="http://schemas.microsoft.com/office/word/2020/wordml/sdtdatahash" xmlns:w16sdtfl="http://schemas.microsoft.com/office/word/2024/wordml/sdtformatlock" xmlns:w16se="http://schemas.microsoft.com/office/word/2015/wordml/symex" xmlns:wpg="http://schemas.microsoft.com/office/word/2010/wordprocessingGroup" xmlns:wpi="http://schemas.microsoft.com/office/word/2010/wordprocessingInk" xmlns:wne="http://schemas.microsoft.com/office/word/2006/wordml" xmlns:wps="http://schemas.microsoft.com/office/word/2010/wordprocessingShape" mc:Ignorable="w14 w15 w16se w16cid w16 w16cex w16sdtdh w16sdtfl w16du wp14">
-  <w15:commentEx w15:paraId="0A1738E3" w15:done="0"/>
-  <w15:commentEx w15:paraId="45DFF39B" w15:done="0"/>
-</w15:commentsEx>
-</file>
-
-<file path=word/commentsExtensible.xml><?xml version="1.0" encoding="utf-8"?>
-<w16cex:commentsExtensible xmlns:wpc="http://schemas.microsoft.com/office/word/2010/wordprocessingCanvas" xmlns:cx="http://schemas.microsoft.com/office/drawing/2014/chartex" xmlns:cx1="http://schemas.microsoft.com/office/drawing/2015/9/8/chartex" xmlns:cx2="http://schemas.microsoft.com/office/drawing/2015/10/21/chartex" xmlns:cx3="http://schemas.microsoft.com/office/drawing/2016/5/9/chartex" xmlns:cx4="http://schemas.microsoft.com/office/drawing/2016/5/10/chartex" xmlns:cx5="http://schemas.microsoft.com/office/drawing/2016/5/11/chartex" xmlns:cx6="http://schemas.microsoft.com/office/drawing/2016/5/12/chartex" xmlns:cx7="http://schemas.microsoft.com/office/drawing/2016/5/13/chartex" xmlns:cx8="http://schemas.microsoft.com/office/drawing/2016/5/14/chartex" xmlns:cr="http://schemas.microsoft.com/office/comments/2020/reactions" xmlns:mc="http://schemas.openxmlformats.org/markup-compatibility/2006" xmlns:aink="http://schemas.microsoft.com/office/drawing/2016/ink" xmlns:am3d="http://schemas.microsoft.com/office/drawing/2017/model3d" xmlns:o="urn:schemas-microsoft-com:office:office" xmlns:oel="http://schemas.microsoft.com/office/2019/extlst" xmlns:r="http://schemas.openxmlformats.org/officeDocument/2006/relationships" xmlns:m="http://schemas.openxmlformats.org/officeDocument/2006/math" xmlns:v="urn:schemas-microsoft-com:vml" xmlns:wp14="http://schemas.microsoft.com/office/word/2010/wordprocessingDrawing" xmlns:wp="http://schemas.openxmlformats.org/drawingml/2006/wordprocessingDrawing" xmlns:w10="urn:schemas-microsoft-com:office:word" xmlns:w="http://schemas.openxmlformats.org/wordprocessingml/2006/main" xmlns:w14="http://schemas.microsoft.com/office/word/2010/wordml" xmlns:w15="http://schemas.microsoft.com/office/word/2012/wordml" xmlns:w16cex="http://schemas.microsoft.com/office/word/2018/wordml/cex" xmlns:w16cid="http://schemas.microsoft.com/office/word/2016/wordml/cid" xmlns:w16="http://schemas.microsoft.com/office/word/2018/wordml" xmlns:w16du="http://schemas.microsoft.com/office/word/2023/wordml/word16du" xmlns:w16sdtdh="http://schemas.microsoft.com/office/word/2020/wordml/sdtdatahash" xmlns:w16sdtfl="http://schemas.microsoft.com/office/word/2024/wordml/sdtformatlock" xmlns:w16se="http://schemas.microsoft.com/office/word/2015/wordml/symex" xmlns:wpg="http://schemas.microsoft.com/office/word/2010/wordprocessingGroup" xmlns:wpi="http://schemas.microsoft.com/office/word/2010/wordprocessingInk" xmlns:wne="http://schemas.microsoft.com/office/word/2006/wordml" xmlns:wps="http://schemas.microsoft.com/office/word/2010/wordprocessingShape" mc:Ignorable="w14 w15 w16se w16cid w16 w16cex w16sdtdh w16sdtfl cr w16du wp14">
-  <w16cex:commentExtensible w16cex:durableId="4440C3FE" w16cex:dateUtc="2026-06-12T05:32:00Z"/>
-  <w16cex:commentExtensible w16cex:durableId="0CC09704" w16cex:dateUtc="2026-06-12T05:35:00Z"/>
-</w16cex:commentsExtensible>
-</file>
-
-<file path=word/commentsIds.xml><?xml version="1.0" encoding="utf-8"?>
-<w16cid:commentsIds xmlns:wpc="http://schemas.microsoft.com/office/word/2010/wordprocessingCanvas" xmlns:cx="http://schemas.microsoft.com/office/drawing/2014/chartex" xmlns:cx1="http://schemas.microsoft.com/office/drawing/2015/9/8/chartex" xmlns:cx2="http://schemas.microsoft.com/office/drawing/2015/10/21/chartex" xmlns:cx3="http://schemas.microsoft.com/office/drawing/2016/5/9/chartex" xmlns:cx4="http://schemas.microsoft.com/office/drawing/2016/5/10/chartex" xmlns:cx5="http://schemas.microsoft.com/office/drawing/2016/5/11/chartex" xmlns:cx6="http://schemas.microsoft.com/office/drawing/2016/5/12/chartex" xmlns:cx7="http://schemas.microsoft.com/office/drawing/2016/5/13/chartex" xmlns:cx8="http://schemas.microsoft.com/office/drawing/2016/5/14/chartex" xmlns:mc="http://schemas.openxmlformats.org/markup-compatibility/2006" xmlns:aink="http://schemas.microsoft.com/office/drawing/2016/ink" xmlns:am3d="http://schemas.microsoft.com/office/drawing/2017/model3d" xmlns:o="urn:schemas-microsoft-com:office:office" xmlns:oel="http://schemas.microsoft.com/office/2019/extlst" xmlns:r="http://schemas.openxmlformats.org/officeDocument/2006/relationships" xmlns:m="http://schemas.openxmlformats.org/officeDocument/2006/math" xmlns:v="urn:schemas-microsoft-com:vml" xmlns:wp14="http://schemas.microsoft.com/office/word/2010/wordprocessingDrawing" xmlns:wp="http://schemas.openxmlformats.org/drawingml/2006/wordprocessingDrawing" xmlns:w10="urn:schemas-microsoft-com:office:word" xmlns:w="http://schemas.openxmlformats.org/wordprocessingml/2006/main" xmlns:w14="http://schemas.microsoft.com/office/word/2010/wordml" xmlns:w15="http://schemas.microsoft.com/office/word/2012/wordml" xmlns:w16cex="http://schemas.microsoft.com/office/word/2018/wordml/cex" xmlns:w16cid="http://schemas.microsoft.com/office/word/2016/wordml/cid" xmlns:w16="http://schemas.microsoft.com/office/word/2018/wordml" xmlns:w16du="http://schemas.microsoft.com/office/word/2023/wordml/word16du" xmlns:w16sdtdh="http://schemas.microsoft.com/office/word/2020/wordml/sdtdatahash" xmlns:w16sdtfl="http://schemas.microsoft.com/office/word/2024/wordml/sdtformatlock" xmlns:w16se="http://schemas.microsoft.com/office/word/2015/wordml/symex" xmlns:wpg="http://schemas.microsoft.com/office/word/2010/wordprocessingGroup" xmlns:wpi="http://schemas.microsoft.com/office/word/2010/wordprocessingInk" xmlns:wne="http://schemas.microsoft.com/office/word/2006/wordml" xmlns:wps="http://schemas.microsoft.com/office/word/2010/wordprocessingShape" mc:Ignorable="w14 w15 w16se w16cid w16 w16cex w16sdtdh w16sdtfl w16du wp14">
-  <w16cid:commentId w16cid:paraId="0A1738E3" w16cid:durableId="4440C3FE"/>
-  <w16cid:commentId w16cid:paraId="45DFF39B" w16cid:durableId="0CC09704"/>
-</w16cid:commentsIds>
 </file>
 
 <file path=word/people.xml><?xml version="1.0" encoding="utf-8"?>
@@ -2017,90 +1397,6 @@
 </w:styles>
 </file>
 
-<file path=word/ink/ink1.xml><?xml version="1.0" encoding="utf-8"?>
-<inkml:ink xmlns:inkml="http://www.w3.org/2003/InkML">
-  <inkml:definitions>
-    <inkml:context xml:id="ctx0">
-      <inkml:inkSource xml:id="inkSrc0">
-        <inkml:traceFormat>
-          <inkml:channel name="X" type="integer" min="-2.14748E9" max="2.14748E9" units="cm"/>
-          <inkml:channel name="Y" type="integer" min="-2.14748E9" max="2.14748E9" units="cm"/>
-          <inkml:channel name="F" type="integer" max="32767" units="dev"/>
-        </inkml:traceFormat>
-        <inkml:channelProperties>
-          <inkml:channelProperty channel="X" name="resolution" value="1000" units="1/cm"/>
-          <inkml:channelProperty channel="Y" name="resolution" value="1000" units="1/cm"/>
-          <inkml:channelProperty channel="F" name="resolution" value="0" units="1/dev"/>
-        </inkml:channelProperties>
-      </inkml:inkSource>
-      <inkml:timestamp xml:id="ts0" timeString="2026-06-12T05:36:09.290"/>
-    </inkml:context>
-    <inkml:brush xml:id="br0">
-      <inkml:brushProperty name="width" value="0.05" units="cm"/>
-      <inkml:brushProperty name="height" value="0.05" units="cm"/>
-      <inkml:brushProperty name="color" value="#E71224"/>
-    </inkml:brush>
-  </inkml:definitions>
-  <inkml:trace contextRef="#ctx0" brushRef="#br0">0 7479 23146,'5063'-7478'0</inkml:trace>
-</inkml:ink>
-</file>
-
-<file path=word/ink/ink2.xml><?xml version="1.0" encoding="utf-8"?>
-<inkml:ink xmlns:inkml="http://www.w3.org/2003/InkML">
-  <inkml:definitions>
-    <inkml:context xml:id="ctx0">
-      <inkml:inkSource xml:id="inkSrc0">
-        <inkml:traceFormat>
-          <inkml:channel name="X" type="integer" min="-2.14748E9" max="2.14748E9" units="cm"/>
-          <inkml:channel name="Y" type="integer" min="-2.14748E9" max="2.14748E9" units="cm"/>
-          <inkml:channel name="F" type="integer" max="32767" units="dev"/>
-        </inkml:traceFormat>
-        <inkml:channelProperties>
-          <inkml:channelProperty channel="X" name="resolution" value="1000" units="1/cm"/>
-          <inkml:channelProperty channel="Y" name="resolution" value="1000" units="1/cm"/>
-          <inkml:channelProperty channel="F" name="resolution" value="0" units="1/dev"/>
-        </inkml:channelProperties>
-      </inkml:inkSource>
-      <inkml:timestamp xml:id="ts0" timeString="2026-06-12T05:35:53.042"/>
-    </inkml:context>
-    <inkml:brush xml:id="br0">
-      <inkml:brushProperty name="width" value="0.05" units="cm"/>
-      <inkml:brushProperty name="height" value="0.05" units="cm"/>
-      <inkml:brushProperty name="color" value="#E71224"/>
-    </inkml:brush>
-  </inkml:definitions>
-  <inkml:trace contextRef="#ctx0" brushRef="#br0">1 1 24411,'4992'3773'0</inkml:trace>
-</inkml:ink>
-</file>
-
-<file path=word/ink/ink3.xml><?xml version="1.0" encoding="utf-8"?>
-<inkml:ink xmlns:inkml="http://www.w3.org/2003/InkML">
-  <inkml:definitions>
-    <inkml:context xml:id="ctx0">
-      <inkml:inkSource xml:id="inkSrc0">
-        <inkml:traceFormat>
-          <inkml:channel name="X" type="integer" min="-2.14748E9" max="2.14748E9" units="cm"/>
-          <inkml:channel name="Y" type="integer" min="-2.14748E9" max="2.14748E9" units="cm"/>
-          <inkml:channel name="F" type="integer" max="32767" units="dev"/>
-        </inkml:traceFormat>
-        <inkml:channelProperties>
-          <inkml:channelProperty channel="X" name="resolution" value="1000" units="1/cm"/>
-          <inkml:channelProperty channel="Y" name="resolution" value="1000" units="1/cm"/>
-          <inkml:channelProperty channel="F" name="resolution" value="0" units="1/dev"/>
-        </inkml:channelProperties>
-      </inkml:inkSource>
-      <inkml:timestamp xml:id="ts0" timeString="2026-06-12T05:35:44.621"/>
-    </inkml:context>
-    <inkml:brush xml:id="br0">
-      <inkml:brushProperty name="width" value="0.05" units="cm"/>
-      <inkml:brushProperty name="height" value="0.05" units="cm"/>
-      <inkml:brushProperty name="color" value="#E71224"/>
-    </inkml:brush>
-  </inkml:definitions>
-  <inkml:trace contextRef="#ctx0" brushRef="#br0">0 1587 24252,'6279'-1587'0</inkml:trace>
-</inkml:ink>
-</file>
-
 <file path=word/theme/theme1.xml><?xml version="1.0" encoding="utf-8"?>
 <a:theme xmlns:a="http://schemas.openxmlformats.org/drawingml/2006/main" name="Office Theme">
   <a:themeElements>
